--- a/landing-page/program-detail/rushford-business-school/msc/05-msc-in-marketing.docx
+++ b/landing-page/program-detail/rushford-business-school/msc/05-msc-in-marketing.docx
@@ -336,7 +336,7 @@
     </w:p>
     <w:p>
       <w:r>
-        <w:t>A marketing degree that skips the digital economy is a museum exhibit. This one does not skip it: five core management courses lay the business base, then ten specialization courses work through marketing strategy, consumer behaviour, branding, luxury branding, and brand value management, with business analytics, communication, and the ethics-and-legal layer wrapped through them.</w:t>
+        <w:t>A marketing degree that skips the digital economy is a museum exhibit. This one does not skip it: five core management courses lay the business base, then ten specialisation courses work through marketing strategy, consumer behaviour, branding, luxury branding, and brand value management, with business analytics, communication, and the ethics-and-legal layer wrapped through them.</w:t>
       </w:r>
     </w:p>
     <w:p>
@@ -682,7 +682,7 @@
         <w:pStyle w:val="ListBullet"/>
       </w:pPr>
       <w:r>
-        <w:t>Ten specialization courses covering marketing strategy, consumer behaviour, branding, luxury branding, brand value management, analytics, communication, and ethics</w:t>
+        <w:t>Ten specialisation courses covering marketing strategy, consumer behaviour, branding, luxury branding, brand value management, analytics, communication, and ethics</w:t>
       </w:r>
     </w:p>
     <w:p>
@@ -946,7 +946,7 @@
     </w:p>
     <w:p>
       <w:r>
-        <w:t>Fully online, no visa, no career break. UAE digital advertising was worth USD 2.29 billion in 2025 and is forecast to reach USD 5.35 billion by 2031, and you can study from inside it.</w:t>
+        <w:t>Fully online, no visa, no career break. Advertising budgets across the UAE keep shifting toward digital, and you can study from inside the market they are building.</w:t>
       </w:r>
     </w:p>
     <w:p>
@@ -972,7 +972,7 @@
     </w:p>
     <w:p>
       <w:r>
-        <w:t>Taggd's 2026 GCC study reports nine in ten employers struggling to find qualified candidates, and digital-first marketing roles are among the most contested.</w:t>
+        <w:t>Across the Gulf, employers keep reporting shortages of qualified candidates, and digital-first marketing roles are among the most contested.</w:t>
       </w:r>
     </w:p>
     <w:p>

--- a/landing-page/program-detail/rushford-business-school/msc/05-msc-in-marketing.docx
+++ b/landing-page/program-detail/rushford-business-school/msc/05-msc-in-marketing.docx
@@ -38,7 +38,7 @@
         <w:t xml:space="preserve">Meta Description: </w:t>
       </w:r>
       <w:r>
-        <w:t>12-month online MSc in Marketing from Rushford Business School. Digital, brand and luxury branding focus. 60 ECTS, AED instalments. Enquire now.</w:t>
+        <w:t>12-month online MSc in Marketing from Rushford Business School. Digital, brand and luxury branding focus. 60 ECTS, AED installments. Enquire now.</w:t>
       </w:r>
     </w:p>
     <w:p>
@@ -126,7 +126,7 @@
         <w:pStyle w:val="Heading2"/>
       </w:pPr>
       <w:r>
-        <w:t>Programme at a Glance</w:t>
+        <w:t>Program At A Glance</w:t>
       </w:r>
     </w:p>
     <w:tbl>
@@ -331,17 +331,17 @@
         <w:pStyle w:val="Heading2"/>
       </w:pPr>
       <w:r>
-        <w:t>Programme Overview</w:t>
+        <w:t>Program Overview</w:t>
       </w:r>
     </w:p>
     <w:p>
       <w:r>
-        <w:t>A marketing degree that skips the digital economy is a museum exhibit. This one does not skip it: five core management courses lay the business base, then ten specialisation courses work through marketing strategy, consumer behaviour, branding, luxury branding, and brand value management, with business analytics, communication, and the ethics-and-legal layer wrapped through them.</w:t>
+        <w:t>A marketing degree that skips the digital economy is a museum exhibit. This one does not skip it: five core management courses lay the business base, then ten specialization courses work through marketing strategy, consumer behavior, branding, luxury branding, and brand value management, with business analytics, communication, and the ethics-and-legal layer wrapped through them.</w:t>
       </w:r>
     </w:p>
     <w:p>
       <w:r>
-        <w:t>The programme runs asynchronously on the e-Campus across twelve months, which fits the lives of the people it serves: working marketers upgrading toward strategy roles, e-commerce operators, and graduates aiming at their first brand-side seat (in that rough order of seniority).</w:t>
+        <w:t>The program runs asynchronously on the e-Campus across 12 months, which fits the lives of the people it serves: working marketers upgrading toward strategy roles, e-commerce operators, and graduates aiming at their first brand-side seat (in that rough order of seniority).</w:t>
       </w:r>
     </w:p>
     <w:p>
@@ -349,7 +349,7 @@
         <w:pStyle w:val="Heading2"/>
       </w:pPr>
       <w:r>
-        <w:t>Why Choose This Programme</w:t>
+        <w:t>Why Choose This Program</w:t>
       </w:r>
     </w:p>
     <w:p>
@@ -362,7 +362,7 @@
     </w:p>
     <w:p>
       <w:r>
-        <w:t>Sixty ECTS in twelve months. The credential arrives before most promotion cycles close.</w:t>
+        <w:t>60 ECTS in 12 months. The credential arrives before most promotion cycles close.</w:t>
       </w:r>
     </w:p>
     <w:p>
@@ -401,7 +401,7 @@
     </w:p>
     <w:p>
       <w:r>
-        <w:t>Rushford Business School, Switzerland, awards the MSc. All fifteen courses run on the e-Campus.</w:t>
+        <w:t>Rushford Business School, Switzerland, awards the MSc. All 15 courses run on the e-Campus.</w:t>
       </w:r>
     </w:p>
     <w:p>
@@ -409,7 +409,7 @@
         <w:rPr>
           <w:b/>
         </w:rPr>
-        <w:t>Instalments in dirhams</w:t>
+        <w:t>Installments in dirhams</w:t>
       </w:r>
     </w:p>
     <w:p>
@@ -478,7 +478,7 @@
         <w:pStyle w:val="ListNumber"/>
       </w:pPr>
       <w:r>
-        <w:t>Read consumer behaviour with evidence behind the instincts</w:t>
+        <w:t>Read consumer behavior with evidence behind the instincts</w:t>
       </w:r>
     </w:p>
     <w:p>
@@ -606,7 +606,7 @@
         <w:pStyle w:val="Heading2"/>
       </w:pPr>
       <w:r>
-        <w:t>Programme Structure</w:t>
+        <w:t>Program Structure</w:t>
       </w:r>
     </w:p>
     <w:p>
@@ -616,7 +616,7 @@
     </w:p>
     <w:p>
       <w:r>
-        <w:t>Three blocks across fifteen courses: core management, the marketing foundation, and the leadership and research block.</w:t>
+        <w:t>Three blocks across 15 courses: core management, the marketing foundation, and the leadership and research block.</w:t>
       </w:r>
     </w:p>
     <w:p>
@@ -649,7 +649,7 @@
         <w:pStyle w:val="ListBullet"/>
       </w:pPr>
       <w:r>
-        <w:t>Organisational Behaviour</w:t>
+        <w:t>Organisational Behavior</w:t>
       </w:r>
     </w:p>
     <w:p>
@@ -682,7 +682,7 @@
         <w:pStyle w:val="ListBullet"/>
       </w:pPr>
       <w:r>
-        <w:t>Ten specialisation courses covering marketing strategy, consumer behaviour, branding, luxury branding, brand value management, analytics, communication, and ethics</w:t>
+        <w:t>Ten specialization courses covering marketing strategy, consumer behavior, branding, luxury branding, brand value management, analytics, communication, and ethics</w:t>
       </w:r>
     </w:p>
     <w:p>
@@ -851,7 +851,7 @@
                 <w:b/>
                 <w:sz w:val="20"/>
               </w:rPr>
-              <w:t>Affordable instalments</w:t>
+              <w:t>Affordable installments</w:t>
             </w:r>
           </w:p>
         </w:tc>
@@ -922,7 +922,7 @@
               <w:rPr>
                 <w:sz w:val="20"/>
               </w:rPr>
-              <w:t>Enrolment handled with you, step by step</w:t>
+              <w:t>Enrollment handled with you, step by step</w:t>
             </w:r>
           </w:p>
         </w:tc>
@@ -993,12 +993,12 @@
         <w:rPr>
           <w:b/>
         </w:rPr>
-        <w:t>Twelve months fits campaign calendars</w:t>
+        <w:t>12 months fits campaign calendars</w:t>
       </w:r>
     </w:p>
     <w:p>
       <w:r>
-        <w:t>Marketing teams cannot lose people for two years. One year, asynchronous, keeps you in the rotation.</w:t>
+        <w:t>Marketing teams cannot lose people for 2 years. 1 year, asynchronous, keeps you in the rotation.</w:t>
       </w:r>
     </w:p>
     <w:p>
@@ -1115,7 +1115,7 @@
                 <w:b/>
                 <w:sz w:val="20"/>
               </w:rPr>
-              <w:t>Monthly Instalments</w:t>
+              <w:t>Monthly Installments</w:t>
             </w:r>
           </w:p>
         </w:tc>
@@ -1200,7 +1200,7 @@
         <w:t xml:space="preserve">Request the fee structure: </w:t>
       </w:r>
       <w:r>
-        <w:t>Fees depend on the intake and the ECTS version selected, so no fixed figure is printed here. Admissions sends a personal breakdown on request, free and without obligation. Across our Master's programmes, totals usually land between AED 16,000 and 40,000.</w:t>
+        <w:t>Fees depend on the intake and the ECTS version selected, so no fixed figure is printed here. Admissions sends a personal breakdown on request, free and without obligation. Across our Master's programs, totals usually land between AED 16,000 and 40,000.</w:t>
       </w:r>
     </w:p>
     <w:sectPr>
